--- a/2 курс/DevOps/2/2.docx
+++ b/2 курс/DevOps/2/2.docx
@@ -1,6 +1,6 @@
 
 <file path=word/document.xml><?xml version="1.0" encoding="utf-8"?>
-<w:document xmlns:wpc="http://schemas.microsoft.com/office/word/2010/wordprocessingCanvas" xmlns:cx="http://schemas.microsoft.com/office/drawing/2014/chartex" xmlns:cx1="http://schemas.microsoft.com/office/drawing/2015/9/8/chartex" xmlns:cx2="http://schemas.microsoft.com/office/drawing/2015/10/21/chartex" xmlns:cx3="http://schemas.microsoft.com/office/drawing/2016/5/9/chartex" xmlns:cx4="http://schemas.microsoft.com/office/drawing/2016/5/10/chartex" xmlns:cx5="http://schemas.microsoft.com/office/drawing/2016/5/11/chartex" xmlns:cx6="http://schemas.microsoft.com/office/drawing/2016/5/12/chartex" xmlns:cx7="http://schemas.microsoft.com/office/drawing/2016/5/13/chartex" xmlns:cx8="http://schemas.microsoft.com/office/drawing/2016/5/14/chartex" xmlns:mc="http://schemas.openxmlformats.org/markup-compatibility/2006" xmlns:aink="http://schemas.microsoft.com/office/drawing/2016/ink" xmlns:am3d="http://schemas.microsoft.com/office/drawing/2017/model3d" xmlns:o="urn:schemas-microsoft-com:office:office" xmlns:r="http://schemas.openxmlformats.org/officeDocument/2006/relationships" xmlns:m="http://schemas.openxmlformats.org/officeDocument/2006/math" xmlns:v="urn:schemas-microsoft-com:vml" xmlns:wp14="http://schemas.microsoft.com/office/word/2010/wordprocessingDrawing" xmlns:wp="http://schemas.openxmlformats.org/drawingml/2006/wordprocessingDrawing" xmlns:w10="urn:schemas-microsoft-com:office:word" xmlns:w="http://schemas.openxmlformats.org/wordprocessingml/2006/main" xmlns:w14="http://schemas.microsoft.com/office/word/2010/wordml" xmlns:w15="http://schemas.microsoft.com/office/word/2012/wordml" xmlns:w16cex="http://schemas.microsoft.com/office/word/2018/wordml/cex" xmlns:w16cid="http://schemas.microsoft.com/office/word/2016/wordml/cid" xmlns:w16="http://schemas.microsoft.com/office/word/2018/wordml" xmlns:w16se="http://schemas.microsoft.com/office/word/2015/wordml/symex" xmlns:wpg="http://schemas.microsoft.com/office/word/2010/wordprocessingGroup" xmlns:wpi="http://schemas.microsoft.com/office/word/2010/wordprocessingInk" xmlns:wne="http://schemas.microsoft.com/office/word/2006/wordml" xmlns:wps="http://schemas.microsoft.com/office/word/2010/wordprocessingShape" mc:Ignorable="w14 w15 w16se w16cid w16 w16cex wp14">
+<w:document xmlns:wpc="http://schemas.microsoft.com/office/word/2010/wordprocessingCanvas" xmlns:cx="http://schemas.microsoft.com/office/drawing/2014/chartex" xmlns:cx1="http://schemas.microsoft.com/office/drawing/2015/9/8/chartex" xmlns:cx2="http://schemas.microsoft.com/office/drawing/2015/10/21/chartex" xmlns:cx3="http://schemas.microsoft.com/office/drawing/2016/5/9/chartex" xmlns:cx4="http://schemas.microsoft.com/office/drawing/2016/5/10/chartex" xmlns:cx5="http://schemas.microsoft.com/office/drawing/2016/5/11/chartex" xmlns:cx6="http://schemas.microsoft.com/office/drawing/2016/5/12/chartex" xmlns:cx7="http://schemas.microsoft.com/office/drawing/2016/5/13/chartex" xmlns:cx8="http://schemas.microsoft.com/office/drawing/2016/5/14/chartex" xmlns:mc="http://schemas.openxmlformats.org/markup-compatibility/2006" xmlns:aink="http://schemas.microsoft.com/office/drawing/2016/ink" xmlns:am3d="http://schemas.microsoft.com/office/drawing/2017/model3d" xmlns:o="urn:schemas-microsoft-com:office:office" xmlns:r="http://schemas.openxmlformats.org/officeDocument/2006/relationships" xmlns:m="http://schemas.openxmlformats.org/officeDocument/2006/math" xmlns:v="urn:schemas-microsoft-com:vml" xmlns:wp14="http://schemas.microsoft.com/office/word/2010/wordprocessingDrawing" xmlns:wp="http://schemas.openxmlformats.org/drawingml/2006/wordprocessingDrawing" xmlns:w10="urn:schemas-microsoft-com:office:word" xmlns:w="http://schemas.openxmlformats.org/wordprocessingml/2006/main" xmlns:w14="http://schemas.microsoft.com/office/word/2010/wordml" xmlns:w15="http://schemas.microsoft.com/office/word/2012/wordml" xmlns:w16cex="http://schemas.microsoft.com/office/word/2018/wordml/cex" xmlns:w16cid="http://schemas.microsoft.com/office/word/2016/wordml/cid" xmlns:w16="http://schemas.microsoft.com/office/word/2018/wordml" xmlns:w16sdtdh="http://schemas.microsoft.com/office/word/2020/wordml/sdtdatahash" xmlns:w16se="http://schemas.microsoft.com/office/word/2015/wordml/symex" xmlns:wpg="http://schemas.microsoft.com/office/word/2010/wordprocessingGroup" xmlns:wpi="http://schemas.microsoft.com/office/word/2010/wordprocessingInk" xmlns:wne="http://schemas.microsoft.com/office/word/2006/wordml" xmlns:wps="http://schemas.microsoft.com/office/word/2010/wordprocessingShape" mc:Ignorable="w14 w15 w16se w16cid w16 w16cex w16sdtdh wp14">
   <w:body>
     <w:tbl>
       <w:tblPr>
@@ -62,7 +62,7 @@
                           </pic:cNvPicPr>
                         </pic:nvPicPr>
                         <pic:blipFill>
-                          <a:blip r:embed="rId4"/>
+                          <a:blip r:embed="rId5"/>
                           <a:stretch>
                             <a:fillRect/>
                           </a:stretch>
@@ -1242,7 +1242,693 @@
         </w:rPr>
       </w:pPr>
     </w:p>
-    <w:p/>
+    <w:p>
+      <w:pPr>
+        <w:ind w:left="851" w:firstLine="0"/>
+      </w:pPr>
+      <w:r>
+        <w:lastRenderedPageBreak/>
+        <w:t>Arp</w:t>
+      </w:r>
+    </w:p>
+    <w:p>
+      <w:pPr>
+        <w:ind w:left="851" w:firstLine="0"/>
+      </w:pPr>
+      <w:proofErr w:type="spellStart"/>
+      <w:r>
+        <w:t>Dhcp</w:t>
+      </w:r>
+      <w:proofErr w:type="spellEnd"/>
+    </w:p>
+    <w:p>
+      <w:pPr>
+        <w:ind w:left="851" w:firstLine="0"/>
+        <w:rPr>
+          <w:lang w:val="ru-RU"/>
+        </w:rPr>
+      </w:pPr>
+    </w:p>
+    <w:p>
+      <w:pPr>
+        <w:pStyle w:val="2"/>
+      </w:pPr>
+      <w:r>
+        <w:t xml:space="preserve">Команды </w:t>
+      </w:r>
+    </w:p>
+    <w:p>
+      <w:pPr>
+        <w:rPr>
+          <w:highlight w:val="yellow"/>
+          <w:lang w:eastAsia="en-US"/>
+        </w:rPr>
+      </w:pPr>
+      <w:r>
+        <w:rPr>
+          <w:highlight w:val="yellow"/>
+          <w:lang w:eastAsia="en-US"/>
+        </w:rPr>
+        <w:t>Enable</w:t>
+      </w:r>
+      <w:r>
+        <w:rPr>
+          <w:highlight w:val="yellow"/>
+          <w:lang w:eastAsia="en-US"/>
+        </w:rPr>
+        <w:t xml:space="preserve"> - mode</w:t>
+      </w:r>
+    </w:p>
+    <w:p>
+      <w:pPr>
+        <w:rPr>
+          <w:lang w:eastAsia="en-US"/>
+        </w:rPr>
+      </w:pPr>
+      <w:r>
+        <w:rPr>
+          <w:highlight w:val="yellow"/>
+          <w:lang w:eastAsia="en-US"/>
+        </w:rPr>
+        <w:t>Configur</w:t>
+      </w:r>
+      <w:r>
+        <w:rPr>
+          <w:highlight w:val="yellow"/>
+          <w:lang w:eastAsia="en-US"/>
+        </w:rPr>
+        <w:t>e</w:t>
+      </w:r>
+      <w:r>
+        <w:rPr>
+          <w:highlight w:val="yellow"/>
+          <w:lang w:eastAsia="en-US"/>
+        </w:rPr>
+        <w:t xml:space="preserve"> termin</w:t>
+      </w:r>
+      <w:r>
+        <w:rPr>
+          <w:highlight w:val="yellow"/>
+          <w:lang w:eastAsia="en-US"/>
+        </w:rPr>
+        <w:t>al (conf t)</w:t>
+      </w:r>
+      <w:r>
+        <w:rPr>
+          <w:highlight w:val="yellow"/>
+          <w:lang w:eastAsia="en-US"/>
+        </w:rPr>
+        <w:t xml:space="preserve"> - mode</w:t>
+      </w:r>
+    </w:p>
+    <w:p>
+      <w:pPr>
+        <w:rPr>
+          <w:lang w:eastAsia="en-US"/>
+        </w:rPr>
+      </w:pPr>
+      <w:r>
+        <w:rPr>
+          <w:highlight w:val="yellow"/>
+          <w:lang w:eastAsia="en-US"/>
+        </w:rPr>
+        <w:t>Write – save configuration</w:t>
+      </w:r>
+    </w:p>
+    <w:p>
+      <w:pPr>
+        <w:rPr>
+          <w:lang w:eastAsia="en-US"/>
+        </w:rPr>
+      </w:pPr>
+      <w:r>
+        <w:rPr>
+          <w:highlight w:val="yellow"/>
+          <w:lang w:eastAsia="en-US"/>
+        </w:rPr>
+        <w:t>No shutdown – on option</w:t>
+      </w:r>
+    </w:p>
+    <w:p>
+      <w:pPr>
+        <w:rPr>
+          <w:lang w:eastAsia="en-US"/>
+        </w:rPr>
+      </w:pPr>
+      <w:r>
+        <w:rPr>
+          <w:lang w:eastAsia="en-US"/>
+        </w:rPr>
+        <w:t>Interface “e0/0”</w:t>
+      </w:r>
+    </w:p>
+    <w:p>
+      <w:pPr>
+        <w:rPr>
+          <w:lang w:eastAsia="en-US"/>
+        </w:rPr>
+      </w:pPr>
+      <w:r>
+        <w:rPr>
+          <w:lang w:eastAsia="en-US"/>
+        </w:rPr>
+        <w:t>Switches:</w:t>
+      </w:r>
+    </w:p>
+    <w:p>
+      <w:pPr>
+        <w:pStyle w:val="a7"/>
+        <w:numPr>
+          <w:ilvl w:val="0"/>
+          <w:numId w:val="1"/>
+        </w:numPr>
+        <w:rPr>
+          <w:lang w:eastAsia="en-US"/>
+        </w:rPr>
+      </w:pPr>
+      <w:proofErr w:type="spellStart"/>
+      <w:proofErr w:type="gramStart"/>
+      <w:r>
+        <w:rPr>
+          <w:lang w:eastAsia="en-US"/>
+        </w:rPr>
+        <w:t>Hostname“</w:t>
+      </w:r>
+      <w:proofErr w:type="gramEnd"/>
+      <w:r>
+        <w:rPr>
+          <w:lang w:eastAsia="en-US"/>
+        </w:rPr>
+        <w:t>name</w:t>
+      </w:r>
+      <w:proofErr w:type="spellEnd"/>
+      <w:r>
+        <w:rPr>
+          <w:lang w:eastAsia="en-US"/>
+        </w:rPr>
+        <w:t>”</w:t>
+      </w:r>
+    </w:p>
+    <w:p>
+      <w:pPr>
+        <w:pStyle w:val="a7"/>
+        <w:numPr>
+          <w:ilvl w:val="0"/>
+          <w:numId w:val="1"/>
+        </w:numPr>
+        <w:rPr>
+          <w:lang w:eastAsia="en-US"/>
+        </w:rPr>
+      </w:pPr>
+      <w:r>
+        <w:rPr>
+          <w:lang w:eastAsia="en-US"/>
+        </w:rPr>
+        <w:t>Switchport trunk en</w:t>
+      </w:r>
+      <w:r>
+        <w:rPr>
+          <w:lang w:eastAsia="en-US"/>
+        </w:rPr>
+        <w:t>capsulation</w:t>
+      </w:r>
+      <w:r>
+        <w:rPr>
+          <w:lang w:eastAsia="en-US"/>
+        </w:rPr>
+        <w:t xml:space="preserve"> dot1q</w:t>
+      </w:r>
+    </w:p>
+    <w:p>
+      <w:pPr>
+        <w:pStyle w:val="a7"/>
+        <w:numPr>
+          <w:ilvl w:val="0"/>
+          <w:numId w:val="1"/>
+        </w:numPr>
+        <w:rPr>
+          <w:lang w:eastAsia="en-US"/>
+        </w:rPr>
+      </w:pPr>
+      <w:r>
+        <w:rPr>
+          <w:lang w:eastAsia="en-US"/>
+        </w:rPr>
+        <w:t>Switchport mode trunk</w:t>
+      </w:r>
+    </w:p>
+    <w:p>
+      <w:pPr>
+        <w:pStyle w:val="a7"/>
+        <w:numPr>
+          <w:ilvl w:val="0"/>
+          <w:numId w:val="1"/>
+        </w:numPr>
+        <w:rPr>
+          <w:lang w:eastAsia="en-US"/>
+        </w:rPr>
+      </w:pPr>
+      <w:r>
+        <w:rPr>
+          <w:lang w:eastAsia="en-US"/>
+        </w:rPr>
+        <w:t>Switchport mode access</w:t>
+      </w:r>
+    </w:p>
+    <w:p>
+      <w:pPr>
+        <w:pStyle w:val="a7"/>
+        <w:numPr>
+          <w:ilvl w:val="0"/>
+          <w:numId w:val="1"/>
+        </w:numPr>
+        <w:rPr>
+          <w:lang w:eastAsia="en-US"/>
+        </w:rPr>
+      </w:pPr>
+      <w:r>
+        <w:rPr>
+          <w:lang w:eastAsia="en-US"/>
+        </w:rPr>
+        <w:t xml:space="preserve">Switchport access </w:t>
+      </w:r>
+      <w:proofErr w:type="spellStart"/>
+      <w:r>
+        <w:rPr>
+          <w:lang w:eastAsia="en-US"/>
+        </w:rPr>
+        <w:t>vlan</w:t>
+      </w:r>
+      <w:proofErr w:type="spellEnd"/>
+      <w:r>
+        <w:rPr>
+          <w:lang w:eastAsia="en-US"/>
+        </w:rPr>
+        <w:t xml:space="preserve"> “number </w:t>
+      </w:r>
+      <w:proofErr w:type="spellStart"/>
+      <w:r>
+        <w:rPr>
+          <w:lang w:eastAsia="en-US"/>
+        </w:rPr>
+        <w:t>vlan</w:t>
+      </w:r>
+      <w:proofErr w:type="spellEnd"/>
+      <w:r>
+        <w:rPr>
+          <w:lang w:eastAsia="en-US"/>
+        </w:rPr>
+        <w:t>”</w:t>
+      </w:r>
+    </w:p>
+    <w:p>
+      <w:pPr>
+        <w:pStyle w:val="a7"/>
+        <w:numPr>
+          <w:ilvl w:val="0"/>
+          <w:numId w:val="1"/>
+        </w:numPr>
+        <w:rPr>
+          <w:lang w:eastAsia="en-US"/>
+        </w:rPr>
+      </w:pPr>
+      <w:r>
+        <w:rPr>
+          <w:lang w:eastAsia="en-US"/>
+        </w:rPr>
+        <w:t xml:space="preserve">Show </w:t>
+      </w:r>
+      <w:proofErr w:type="spellStart"/>
+      <w:r>
+        <w:rPr>
+          <w:lang w:eastAsia="en-US"/>
+        </w:rPr>
+        <w:t>vlan</w:t>
+      </w:r>
+      <w:proofErr w:type="spellEnd"/>
+      <w:r>
+        <w:rPr>
+          <w:lang w:eastAsia="en-US"/>
+        </w:rPr>
+        <w:t xml:space="preserve">/ do show </w:t>
+      </w:r>
+      <w:proofErr w:type="spellStart"/>
+      <w:r>
+        <w:rPr>
+          <w:lang w:eastAsia="en-US"/>
+        </w:rPr>
+        <w:t>vlan</w:t>
+      </w:r>
+      <w:proofErr w:type="spellEnd"/>
+    </w:p>
+    <w:p>
+      <w:pPr>
+        <w:pStyle w:val="a7"/>
+        <w:numPr>
+          <w:ilvl w:val="0"/>
+          <w:numId w:val="1"/>
+        </w:numPr>
+        <w:rPr>
+          <w:lang w:eastAsia="en-US"/>
+        </w:rPr>
+      </w:pPr>
+      <w:r>
+        <w:rPr>
+          <w:lang w:eastAsia="en-US"/>
+        </w:rPr>
+        <w:t>Show run status</w:t>
+      </w:r>
+    </w:p>
+    <w:p>
+      <w:pPr>
+        <w:pStyle w:val="a7"/>
+        <w:numPr>
+          <w:ilvl w:val="0"/>
+          <w:numId w:val="1"/>
+        </w:numPr>
+        <w:rPr>
+          <w:lang w:eastAsia="en-US"/>
+        </w:rPr>
+      </w:pPr>
+      <w:proofErr w:type="spellStart"/>
+      <w:r>
+        <w:rPr>
+          <w:lang w:eastAsia="en-US"/>
+        </w:rPr>
+        <w:t>Vtp</w:t>
+      </w:r>
+      <w:proofErr w:type="spellEnd"/>
+      <w:r>
+        <w:rPr>
+          <w:lang w:eastAsia="en-US"/>
+        </w:rPr>
+        <w:t xml:space="preserve"> domain “name”</w:t>
+      </w:r>
+    </w:p>
+    <w:p>
+      <w:pPr>
+        <w:pStyle w:val="a7"/>
+        <w:numPr>
+          <w:ilvl w:val="0"/>
+          <w:numId w:val="1"/>
+        </w:numPr>
+        <w:rPr>
+          <w:lang w:eastAsia="en-US"/>
+        </w:rPr>
+      </w:pPr>
+      <w:proofErr w:type="spellStart"/>
+      <w:r>
+        <w:rPr>
+          <w:lang w:eastAsia="en-US"/>
+        </w:rPr>
+        <w:t>Vtp</w:t>
+      </w:r>
+      <w:proofErr w:type="spellEnd"/>
+      <w:r>
+        <w:rPr>
+          <w:lang w:eastAsia="en-US"/>
+        </w:rPr>
+        <w:t xml:space="preserve"> version 3</w:t>
+      </w:r>
+    </w:p>
+    <w:p>
+      <w:pPr>
+        <w:pStyle w:val="a7"/>
+        <w:numPr>
+          <w:ilvl w:val="0"/>
+          <w:numId w:val="1"/>
+        </w:numPr>
+        <w:rPr>
+          <w:lang w:eastAsia="en-US"/>
+        </w:rPr>
+      </w:pPr>
+      <w:proofErr w:type="spellStart"/>
+      <w:r>
+        <w:rPr>
+          <w:lang w:eastAsia="en-US"/>
+        </w:rPr>
+        <w:t>Vtp</w:t>
+      </w:r>
+      <w:proofErr w:type="spellEnd"/>
+      <w:r>
+        <w:rPr>
+          <w:lang w:eastAsia="en-US"/>
+        </w:rPr>
+        <w:t xml:space="preserve"> primary</w:t>
+      </w:r>
+    </w:p>
+    <w:p>
+      <w:pPr>
+        <w:pStyle w:val="a7"/>
+        <w:numPr>
+          <w:ilvl w:val="0"/>
+          <w:numId w:val="1"/>
+        </w:numPr>
+        <w:rPr>
+          <w:lang w:eastAsia="en-US"/>
+        </w:rPr>
+      </w:pPr>
+      <w:proofErr w:type="spellStart"/>
+      <w:r>
+        <w:rPr>
+          <w:lang w:eastAsia="en-US"/>
+        </w:rPr>
+        <w:t>Vtp</w:t>
+      </w:r>
+      <w:proofErr w:type="spellEnd"/>
+      <w:r>
+        <w:rPr>
+          <w:lang w:eastAsia="en-US"/>
+        </w:rPr>
+        <w:t xml:space="preserve"> mode client/server</w:t>
+      </w:r>
+    </w:p>
+    <w:p>
+      <w:pPr>
+        <w:pStyle w:val="a7"/>
+        <w:numPr>
+          <w:ilvl w:val="0"/>
+          <w:numId w:val="1"/>
+        </w:numPr>
+        <w:rPr>
+          <w:lang w:eastAsia="en-US"/>
+        </w:rPr>
+      </w:pPr>
+      <w:r>
+        <w:rPr>
+          <w:lang w:eastAsia="en-US"/>
+        </w:rPr>
+        <w:t xml:space="preserve">Int range </w:t>
+      </w:r>
+      <w:r>
+        <w:rPr>
+          <w:lang w:eastAsia="en-US"/>
+        </w:rPr>
+        <w:t>“e0-9/0-9”</w:t>
+      </w:r>
+    </w:p>
+    <w:p>
+      <w:pPr>
+        <w:rPr>
+          <w:lang w:eastAsia="en-US"/>
+        </w:rPr>
+      </w:pPr>
+      <w:r>
+        <w:rPr>
+          <w:lang w:eastAsia="en-US"/>
+        </w:rPr>
+        <w:t>Router:</w:t>
+      </w:r>
+    </w:p>
+    <w:p>
+      <w:pPr>
+        <w:pStyle w:val="a7"/>
+        <w:numPr>
+          <w:ilvl w:val="0"/>
+          <w:numId w:val="2"/>
+        </w:numPr>
+        <w:rPr>
+          <w:lang w:eastAsia="en-US"/>
+        </w:rPr>
+      </w:pPr>
+      <w:r>
+        <w:rPr>
+          <w:lang w:eastAsia="en-US"/>
+        </w:rPr>
+        <w:t>Duplex full</w:t>
+      </w:r>
+    </w:p>
+    <w:p>
+      <w:pPr>
+        <w:pStyle w:val="a7"/>
+        <w:numPr>
+          <w:ilvl w:val="0"/>
+          <w:numId w:val="2"/>
+        </w:numPr>
+        <w:rPr>
+          <w:lang w:eastAsia="en-US"/>
+        </w:rPr>
+      </w:pPr>
+      <w:r>
+        <w:rPr>
+          <w:lang w:eastAsia="en-US"/>
+        </w:rPr>
+        <w:t>Int e0/0.10</w:t>
+      </w:r>
+    </w:p>
+    <w:p>
+      <w:pPr>
+        <w:pStyle w:val="a7"/>
+        <w:numPr>
+          <w:ilvl w:val="0"/>
+          <w:numId w:val="2"/>
+        </w:numPr>
+        <w:rPr>
+          <w:lang w:eastAsia="en-US"/>
+        </w:rPr>
+      </w:pPr>
+      <w:r>
+        <w:rPr>
+          <w:lang w:eastAsia="en-US"/>
+        </w:rPr>
+        <w:t xml:space="preserve">Encapsulation dot1q “num </w:t>
+      </w:r>
+      <w:proofErr w:type="spellStart"/>
+      <w:r>
+        <w:rPr>
+          <w:lang w:eastAsia="en-US"/>
+        </w:rPr>
+        <w:t>vlan</w:t>
+      </w:r>
+      <w:proofErr w:type="spellEnd"/>
+      <w:r>
+        <w:rPr>
+          <w:lang w:eastAsia="en-US"/>
+        </w:rPr>
+        <w:t>”</w:t>
+      </w:r>
+    </w:p>
+    <w:p>
+      <w:pPr>
+        <w:pStyle w:val="a7"/>
+        <w:numPr>
+          <w:ilvl w:val="0"/>
+          <w:numId w:val="2"/>
+        </w:numPr>
+        <w:rPr>
+          <w:lang w:eastAsia="en-US"/>
+        </w:rPr>
+      </w:pPr>
+      <w:r>
+        <w:rPr>
+          <w:lang w:eastAsia="en-US"/>
+        </w:rPr>
+        <w:t>Ip address 10.0.10.254 255.255.255.0</w:t>
+      </w:r>
+    </w:p>
+    <w:p>
+      <w:pPr>
+        <w:pStyle w:val="a7"/>
+        <w:numPr>
+          <w:ilvl w:val="0"/>
+          <w:numId w:val="2"/>
+        </w:numPr>
+        <w:rPr>
+          <w:lang w:eastAsia="en-US"/>
+        </w:rPr>
+      </w:pPr>
+      <w:r>
+        <w:rPr>
+          <w:lang w:eastAsia="en-US"/>
+        </w:rPr>
+        <w:lastRenderedPageBreak/>
+        <w:t xml:space="preserve">Service </w:t>
+      </w:r>
+      <w:proofErr w:type="spellStart"/>
+      <w:r>
+        <w:rPr>
+          <w:lang w:eastAsia="en-US"/>
+        </w:rPr>
+        <w:t>dhcp</w:t>
+      </w:r>
+      <w:proofErr w:type="spellEnd"/>
+    </w:p>
+    <w:p>
+      <w:pPr>
+        <w:pStyle w:val="a7"/>
+        <w:numPr>
+          <w:ilvl w:val="0"/>
+          <w:numId w:val="2"/>
+        </w:numPr>
+        <w:rPr>
+          <w:lang w:eastAsia="en-US"/>
+        </w:rPr>
+      </w:pPr>
+      <w:r>
+        <w:rPr>
+          <w:lang w:eastAsia="en-US"/>
+        </w:rPr>
+        <w:t>Default-router “address”</w:t>
+      </w:r>
+    </w:p>
+    <w:p>
+      <w:pPr>
+        <w:pStyle w:val="a7"/>
+        <w:numPr>
+          <w:ilvl w:val="0"/>
+          <w:numId w:val="2"/>
+        </w:numPr>
+        <w:rPr>
+          <w:lang w:eastAsia="en-US"/>
+        </w:rPr>
+      </w:pPr>
+      <w:r>
+        <w:rPr>
+          <w:lang w:eastAsia="en-US"/>
+        </w:rPr>
+        <w:t xml:space="preserve">Ip </w:t>
+      </w:r>
+      <w:proofErr w:type="spellStart"/>
+      <w:r>
+        <w:rPr>
+          <w:lang w:eastAsia="en-US"/>
+        </w:rPr>
+        <w:t>dhcp</w:t>
+      </w:r>
+      <w:proofErr w:type="spellEnd"/>
+      <w:r>
+        <w:rPr>
+          <w:lang w:eastAsia="en-US"/>
+        </w:rPr>
+        <w:t xml:space="preserve"> pool “name”</w:t>
+      </w:r>
+    </w:p>
+    <w:p>
+      <w:pPr>
+        <w:pStyle w:val="a7"/>
+        <w:numPr>
+          <w:ilvl w:val="0"/>
+          <w:numId w:val="2"/>
+        </w:numPr>
+        <w:rPr>
+          <w:lang w:eastAsia="en-US"/>
+        </w:rPr>
+      </w:pPr>
+      <w:proofErr w:type="spellStart"/>
+      <w:r>
+        <w:rPr>
+          <w:lang w:eastAsia="en-US"/>
+        </w:rPr>
+        <w:t>Dns</w:t>
+      </w:r>
+      <w:proofErr w:type="spellEnd"/>
+      <w:r>
+        <w:rPr>
+          <w:lang w:eastAsia="en-US"/>
+        </w:rPr>
+        <w:t>-server “8.8.8.8” "8.8.4.4”</w:t>
+      </w:r>
+    </w:p>
     <w:sectPr>
       <w:type w:val="continuous"/>
       <w:pgSz w:w="11906" w:h="16838" w:code="9"/>
@@ -1255,8 +1941,245 @@
 </w:document>
 </file>
 
+<file path=word/numbering.xml><?xml version="1.0" encoding="utf-8"?>
+<w:numbering xmlns:wpc="http://schemas.microsoft.com/office/word/2010/wordprocessingCanvas" xmlns:cx="http://schemas.microsoft.com/office/drawing/2014/chartex" xmlns:cx1="http://schemas.microsoft.com/office/drawing/2015/9/8/chartex" xmlns:cx2="http://schemas.microsoft.com/office/drawing/2015/10/21/chartex" xmlns:cx3="http://schemas.microsoft.com/office/drawing/2016/5/9/chartex" xmlns:cx4="http://schemas.microsoft.com/office/drawing/2016/5/10/chartex" xmlns:cx5="http://schemas.microsoft.com/office/drawing/2016/5/11/chartex" xmlns:cx6="http://schemas.microsoft.com/office/drawing/2016/5/12/chartex" xmlns:cx7="http://schemas.microsoft.com/office/drawing/2016/5/13/chartex" xmlns:cx8="http://schemas.microsoft.com/office/drawing/2016/5/14/chartex" xmlns:mc="http://schemas.openxmlformats.org/markup-compatibility/2006" xmlns:aink="http://schemas.microsoft.com/office/drawing/2016/ink" xmlns:am3d="http://schemas.microsoft.com/office/drawing/2017/model3d" xmlns:o="urn:schemas-microsoft-com:office:office" xmlns:r="http://schemas.openxmlformats.org/officeDocument/2006/relationships" xmlns:m="http://schemas.openxmlformats.org/officeDocument/2006/math" xmlns:v="urn:schemas-microsoft-com:vml" xmlns:wp14="http://schemas.microsoft.com/office/word/2010/wordprocessingDrawing" xmlns:wp="http://schemas.openxmlformats.org/drawingml/2006/wordprocessingDrawing" xmlns:w10="urn:schemas-microsoft-com:office:word" xmlns:w="http://schemas.openxmlformats.org/wordprocessingml/2006/main" xmlns:w14="http://schemas.microsoft.com/office/word/2010/wordml" xmlns:w15="http://schemas.microsoft.com/office/word/2012/wordml" xmlns:w16cex="http://schemas.microsoft.com/office/word/2018/wordml/cex" xmlns:w16cid="http://schemas.microsoft.com/office/word/2016/wordml/cid" xmlns:w16="http://schemas.microsoft.com/office/word/2018/wordml" xmlns:w16sdtdh="http://schemas.microsoft.com/office/word/2020/wordml/sdtdatahash" xmlns:w16se="http://schemas.microsoft.com/office/word/2015/wordml/symex" xmlns:wpg="http://schemas.microsoft.com/office/word/2010/wordprocessingGroup" xmlns:wpi="http://schemas.microsoft.com/office/word/2010/wordprocessingInk" xmlns:wne="http://schemas.microsoft.com/office/word/2006/wordml" xmlns:wps="http://schemas.microsoft.com/office/word/2010/wordprocessingShape" mc:Ignorable="w14 w15 w16se w16cid w16 w16cex w16sdtdh wp14">
+  <w:abstractNum w:abstractNumId="0" w15:restartNumberingAfterBreak="0">
+    <w:nsid w:val="33AA30C7"/>
+    <w:multiLevelType w:val="hybridMultilevel"/>
+    <w:tmpl w:val="DD4E9DFE"/>
+    <w:lvl w:ilvl="0" w:tplc="04190001">
+      <w:start w:val="1"/>
+      <w:numFmt w:val="bullet"/>
+      <w:lvlText w:val=""/>
+      <w:lvlJc w:val="left"/>
+      <w:pPr>
+        <w:ind w:left="1571" w:hanging="360"/>
+      </w:pPr>
+      <w:rPr>
+        <w:rFonts w:ascii="Symbol" w:hAnsi="Symbol" w:hint="default"/>
+      </w:rPr>
+    </w:lvl>
+    <w:lvl w:ilvl="1" w:tplc="04190003" w:tentative="1">
+      <w:start w:val="1"/>
+      <w:numFmt w:val="bullet"/>
+      <w:lvlText w:val="o"/>
+      <w:lvlJc w:val="left"/>
+      <w:pPr>
+        <w:ind w:left="2291" w:hanging="360"/>
+      </w:pPr>
+      <w:rPr>
+        <w:rFonts w:ascii="Courier New" w:hAnsi="Courier New" w:cs="Courier New" w:hint="default"/>
+      </w:rPr>
+    </w:lvl>
+    <w:lvl w:ilvl="2" w:tplc="04190005" w:tentative="1">
+      <w:start w:val="1"/>
+      <w:numFmt w:val="bullet"/>
+      <w:lvlText w:val=""/>
+      <w:lvlJc w:val="left"/>
+      <w:pPr>
+        <w:ind w:left="3011" w:hanging="360"/>
+      </w:pPr>
+      <w:rPr>
+        <w:rFonts w:ascii="Wingdings" w:hAnsi="Wingdings" w:hint="default"/>
+      </w:rPr>
+    </w:lvl>
+    <w:lvl w:ilvl="3" w:tplc="04190001" w:tentative="1">
+      <w:start w:val="1"/>
+      <w:numFmt w:val="bullet"/>
+      <w:lvlText w:val=""/>
+      <w:lvlJc w:val="left"/>
+      <w:pPr>
+        <w:ind w:left="3731" w:hanging="360"/>
+      </w:pPr>
+      <w:rPr>
+        <w:rFonts w:ascii="Symbol" w:hAnsi="Symbol" w:hint="default"/>
+      </w:rPr>
+    </w:lvl>
+    <w:lvl w:ilvl="4" w:tplc="04190003" w:tentative="1">
+      <w:start w:val="1"/>
+      <w:numFmt w:val="bullet"/>
+      <w:lvlText w:val="o"/>
+      <w:lvlJc w:val="left"/>
+      <w:pPr>
+        <w:ind w:left="4451" w:hanging="360"/>
+      </w:pPr>
+      <w:rPr>
+        <w:rFonts w:ascii="Courier New" w:hAnsi="Courier New" w:cs="Courier New" w:hint="default"/>
+      </w:rPr>
+    </w:lvl>
+    <w:lvl w:ilvl="5" w:tplc="04190005" w:tentative="1">
+      <w:start w:val="1"/>
+      <w:numFmt w:val="bullet"/>
+      <w:lvlText w:val=""/>
+      <w:lvlJc w:val="left"/>
+      <w:pPr>
+        <w:ind w:left="5171" w:hanging="360"/>
+      </w:pPr>
+      <w:rPr>
+        <w:rFonts w:ascii="Wingdings" w:hAnsi="Wingdings" w:hint="default"/>
+      </w:rPr>
+    </w:lvl>
+    <w:lvl w:ilvl="6" w:tplc="04190001" w:tentative="1">
+      <w:start w:val="1"/>
+      <w:numFmt w:val="bullet"/>
+      <w:lvlText w:val=""/>
+      <w:lvlJc w:val="left"/>
+      <w:pPr>
+        <w:ind w:left="5891" w:hanging="360"/>
+      </w:pPr>
+      <w:rPr>
+        <w:rFonts w:ascii="Symbol" w:hAnsi="Symbol" w:hint="default"/>
+      </w:rPr>
+    </w:lvl>
+    <w:lvl w:ilvl="7" w:tplc="04190003" w:tentative="1">
+      <w:start w:val="1"/>
+      <w:numFmt w:val="bullet"/>
+      <w:lvlText w:val="o"/>
+      <w:lvlJc w:val="left"/>
+      <w:pPr>
+        <w:ind w:left="6611" w:hanging="360"/>
+      </w:pPr>
+      <w:rPr>
+        <w:rFonts w:ascii="Courier New" w:hAnsi="Courier New" w:cs="Courier New" w:hint="default"/>
+      </w:rPr>
+    </w:lvl>
+    <w:lvl w:ilvl="8" w:tplc="04190005" w:tentative="1">
+      <w:start w:val="1"/>
+      <w:numFmt w:val="bullet"/>
+      <w:lvlText w:val=""/>
+      <w:lvlJc w:val="left"/>
+      <w:pPr>
+        <w:ind w:left="7331" w:hanging="360"/>
+      </w:pPr>
+      <w:rPr>
+        <w:rFonts w:ascii="Wingdings" w:hAnsi="Wingdings" w:hint="default"/>
+      </w:rPr>
+    </w:lvl>
+  </w:abstractNum>
+  <w:abstractNum w:abstractNumId="1" w15:restartNumberingAfterBreak="0">
+    <w:nsid w:val="3FF317BE"/>
+    <w:multiLevelType w:val="hybridMultilevel"/>
+    <w:tmpl w:val="08E49730"/>
+    <w:lvl w:ilvl="0" w:tplc="04190001">
+      <w:start w:val="1"/>
+      <w:numFmt w:val="bullet"/>
+      <w:lvlText w:val=""/>
+      <w:lvlJc w:val="left"/>
+      <w:pPr>
+        <w:ind w:left="1571" w:hanging="360"/>
+      </w:pPr>
+      <w:rPr>
+        <w:rFonts w:ascii="Symbol" w:hAnsi="Symbol" w:hint="default"/>
+      </w:rPr>
+    </w:lvl>
+    <w:lvl w:ilvl="1" w:tplc="04190003" w:tentative="1">
+      <w:start w:val="1"/>
+      <w:numFmt w:val="bullet"/>
+      <w:lvlText w:val="o"/>
+      <w:lvlJc w:val="left"/>
+      <w:pPr>
+        <w:ind w:left="2291" w:hanging="360"/>
+      </w:pPr>
+      <w:rPr>
+        <w:rFonts w:ascii="Courier New" w:hAnsi="Courier New" w:cs="Courier New" w:hint="default"/>
+      </w:rPr>
+    </w:lvl>
+    <w:lvl w:ilvl="2" w:tplc="04190005" w:tentative="1">
+      <w:start w:val="1"/>
+      <w:numFmt w:val="bullet"/>
+      <w:lvlText w:val=""/>
+      <w:lvlJc w:val="left"/>
+      <w:pPr>
+        <w:ind w:left="3011" w:hanging="360"/>
+      </w:pPr>
+      <w:rPr>
+        <w:rFonts w:ascii="Wingdings" w:hAnsi="Wingdings" w:hint="default"/>
+      </w:rPr>
+    </w:lvl>
+    <w:lvl w:ilvl="3" w:tplc="04190001" w:tentative="1">
+      <w:start w:val="1"/>
+      <w:numFmt w:val="bullet"/>
+      <w:lvlText w:val=""/>
+      <w:lvlJc w:val="left"/>
+      <w:pPr>
+        <w:ind w:left="3731" w:hanging="360"/>
+      </w:pPr>
+      <w:rPr>
+        <w:rFonts w:ascii="Symbol" w:hAnsi="Symbol" w:hint="default"/>
+      </w:rPr>
+    </w:lvl>
+    <w:lvl w:ilvl="4" w:tplc="04190003" w:tentative="1">
+      <w:start w:val="1"/>
+      <w:numFmt w:val="bullet"/>
+      <w:lvlText w:val="o"/>
+      <w:lvlJc w:val="left"/>
+      <w:pPr>
+        <w:ind w:left="4451" w:hanging="360"/>
+      </w:pPr>
+      <w:rPr>
+        <w:rFonts w:ascii="Courier New" w:hAnsi="Courier New" w:cs="Courier New" w:hint="default"/>
+      </w:rPr>
+    </w:lvl>
+    <w:lvl w:ilvl="5" w:tplc="04190005" w:tentative="1">
+      <w:start w:val="1"/>
+      <w:numFmt w:val="bullet"/>
+      <w:lvlText w:val=""/>
+      <w:lvlJc w:val="left"/>
+      <w:pPr>
+        <w:ind w:left="5171" w:hanging="360"/>
+      </w:pPr>
+      <w:rPr>
+        <w:rFonts w:ascii="Wingdings" w:hAnsi="Wingdings" w:hint="default"/>
+      </w:rPr>
+    </w:lvl>
+    <w:lvl w:ilvl="6" w:tplc="04190001" w:tentative="1">
+      <w:start w:val="1"/>
+      <w:numFmt w:val="bullet"/>
+      <w:lvlText w:val=""/>
+      <w:lvlJc w:val="left"/>
+      <w:pPr>
+        <w:ind w:left="5891" w:hanging="360"/>
+      </w:pPr>
+      <w:rPr>
+        <w:rFonts w:ascii="Symbol" w:hAnsi="Symbol" w:hint="default"/>
+      </w:rPr>
+    </w:lvl>
+    <w:lvl w:ilvl="7" w:tplc="04190003" w:tentative="1">
+      <w:start w:val="1"/>
+      <w:numFmt w:val="bullet"/>
+      <w:lvlText w:val="o"/>
+      <w:lvlJc w:val="left"/>
+      <w:pPr>
+        <w:ind w:left="6611" w:hanging="360"/>
+      </w:pPr>
+      <w:rPr>
+        <w:rFonts w:ascii="Courier New" w:hAnsi="Courier New" w:cs="Courier New" w:hint="default"/>
+      </w:rPr>
+    </w:lvl>
+    <w:lvl w:ilvl="8" w:tplc="04190005" w:tentative="1">
+      <w:start w:val="1"/>
+      <w:numFmt w:val="bullet"/>
+      <w:lvlText w:val=""/>
+      <w:lvlJc w:val="left"/>
+      <w:pPr>
+        <w:ind w:left="7331" w:hanging="360"/>
+      </w:pPr>
+      <w:rPr>
+        <w:rFonts w:ascii="Wingdings" w:hAnsi="Wingdings" w:hint="default"/>
+      </w:rPr>
+    </w:lvl>
+  </w:abstractNum>
+  <w:num w:numId="1">
+    <w:abstractNumId w:val="0"/>
+  </w:num>
+  <w:num w:numId="2">
+    <w:abstractNumId w:val="1"/>
+  </w:num>
+</w:numbering>
+</file>
+
 <file path=word/styles.xml><?xml version="1.0" encoding="utf-8"?>
-<w:styles xmlns:mc="http://schemas.openxmlformats.org/markup-compatibility/2006" xmlns:r="http://schemas.openxmlformats.org/officeDocument/2006/relationships" xmlns:w="http://schemas.openxmlformats.org/wordprocessingml/2006/main" xmlns:w14="http://schemas.microsoft.com/office/word/2010/wordml" xmlns:w15="http://schemas.microsoft.com/office/word/2012/wordml" xmlns:w16cex="http://schemas.microsoft.com/office/word/2018/wordml/cex" xmlns:w16cid="http://schemas.microsoft.com/office/word/2016/wordml/cid" xmlns:w16="http://schemas.microsoft.com/office/word/2018/wordml" xmlns:w16se="http://schemas.microsoft.com/office/word/2015/wordml/symex" mc:Ignorable="w14 w15 w16se w16cid w16 w16cex">
+<w:styles xmlns:mc="http://schemas.openxmlformats.org/markup-compatibility/2006" xmlns:r="http://schemas.openxmlformats.org/officeDocument/2006/relationships" xmlns:w="http://schemas.openxmlformats.org/wordprocessingml/2006/main" xmlns:w14="http://schemas.microsoft.com/office/word/2010/wordml" xmlns:w15="http://schemas.microsoft.com/office/word/2012/wordml" xmlns:w16cex="http://schemas.microsoft.com/office/word/2018/wordml/cex" xmlns:w16cid="http://schemas.microsoft.com/office/word/2016/wordml/cid" xmlns:w16="http://schemas.microsoft.com/office/word/2018/wordml" xmlns:w16sdtdh="http://schemas.microsoft.com/office/word/2020/wordml/sdtdatahash" xmlns:w16se="http://schemas.microsoft.com/office/word/2015/wordml/symex" mc:Ignorable="w14 w15 w16se w16cid w16 w16cex w16sdtdh">
   <w:docDefaults>
     <w:rPrDefault>
       <w:rPr>
@@ -1902,6 +2825,17 @@
       </w:tblBorders>
     </w:tblPr>
   </w:style>
+  <w:style w:type="paragraph" w:styleId="a7">
+    <w:name w:val="List Paragraph"/>
+    <w:basedOn w:val="a"/>
+    <w:uiPriority w:val="34"/>
+    <w:qFormat/>
+    <w:rsid w:val="007D70CC"/>
+    <w:pPr>
+      <w:ind w:left="720"/>
+      <w:contextualSpacing/>
+    </w:pPr>
+  </w:style>
 </w:styles>
 </file>
 
